--- a/Docs/DCITP1A12_ReflectionJournal_Ng Yue Yang, Ethan (Final Journal).docx
+++ b/Docs/DCITP1A12_ReflectionJournal_Ng Yue Yang, Ethan (Final Journal).docx
@@ -244,23 +244,7 @@
           <w:i/>
           <w:iCs/>
         </w:rPr>
-        <w:t xml:space="preserve">critically </w:t>
-      </w:r>
-      <w:proofErr w:type="spellStart"/>
-      <w:r>
-        <w:rPr>
-          <w:i/>
-          <w:iCs/>
-        </w:rPr>
-        <w:t>analyze</w:t>
-      </w:r>
-      <w:proofErr w:type="spellEnd"/>
-      <w:r>
-        <w:rPr>
-          <w:i/>
-          <w:iCs/>
-        </w:rPr>
-        <w:t xml:space="preserve"> your CA2 project decisions, technical issues, and your responsible use of AI tools. </w:t>
+        <w:t xml:space="preserve">critically analyze your CA2 project decisions, technical issues, and your responsible use of AI tools. </w:t>
       </w:r>
       <w:r>
         <w:rPr>
@@ -497,17 +481,8 @@
           <w:i/>
           <w:iCs/>
         </w:rPr>
-        <w:t xml:space="preserve"> </w:t>
-      </w:r>
-      <w:proofErr w:type="spellStart"/>
-      <w:r>
-        <w:rPr>
-          <w:i/>
-          <w:iCs/>
-        </w:rPr>
-        <w:t>BrightSpace</w:t>
-      </w:r>
-      <w:proofErr w:type="spellEnd"/>
+        <w:t xml:space="preserve"> BrightSpace</w:t>
+      </w:r>
       <w:r>
         <w:rPr>
           <w:i/>
@@ -551,23 +526,7 @@
           <w:i/>
           <w:iCs/>
         </w:rPr>
-        <w:t xml:space="preserve"> (available in </w:t>
-      </w:r>
-      <w:proofErr w:type="spellStart"/>
-      <w:r>
-        <w:rPr>
-          <w:i/>
-          <w:iCs/>
-        </w:rPr>
-        <w:t>BrightSpace</w:t>
-      </w:r>
-      <w:proofErr w:type="spellEnd"/>
-      <w:r>
-        <w:rPr>
-          <w:i/>
-          <w:iCs/>
-        </w:rPr>
-        <w:t>)</w:t>
+        <w:t xml:space="preserve"> (available in BrightSpace)</w:t>
       </w:r>
       <w:r>
         <w:rPr>
@@ -739,33 +698,7 @@
           <w:lang w:eastAsia="zh-CN"/>
           <w14:ligatures w14:val="none"/>
         </w:rPr>
-        <w:t xml:space="preserve">what impact do they cause </w:t>
-      </w:r>
-      <w:proofErr w:type="spellStart"/>
-      <w:r>
-        <w:rPr>
-          <w:rFonts w:eastAsia="Times New Roman" w:cs="Arial"/>
-          <w:i/>
-          <w:iCs/>
-          <w:color w:val="0070C0"/>
-          <w:kern w:val="0"/>
-          <w:lang w:eastAsia="zh-CN"/>
-          <w14:ligatures w14:val="none"/>
-        </w:rPr>
-        <w:t>e.g</w:t>
-      </w:r>
-      <w:proofErr w:type="spellEnd"/>
-      <w:r>
-        <w:rPr>
-          <w:rFonts w:eastAsia="Times New Roman" w:cs="Arial"/>
-          <w:i/>
-          <w:iCs/>
-          <w:color w:val="0070C0"/>
-          <w:kern w:val="0"/>
-          <w:lang w:eastAsia="zh-CN"/>
-          <w14:ligatures w14:val="none"/>
-        </w:rPr>
-        <w:t xml:space="preserve"> on</w:t>
+        <w:t>what impact do they cause e.g on</w:t>
       </w:r>
       <w:r>
         <w:rPr>
@@ -831,7 +764,6 @@
           <w:color w:val="0070C0"/>
         </w:rPr>
       </w:pPr>
-      <w:proofErr w:type="spellStart"/>
       <w:r>
         <w:rPr>
           <w:i/>
@@ -850,20 +782,7 @@
           <w:lang w:eastAsia="zh-CN"/>
           <w14:ligatures w14:val="none"/>
         </w:rPr>
-        <w:t>nalyze</w:t>
-      </w:r>
-      <w:proofErr w:type="spellEnd"/>
-      <w:r>
-        <w:rPr>
-          <w:rFonts w:eastAsia="Times New Roman" w:cs="Arial"/>
-          <w:i/>
-          <w:iCs/>
-          <w:color w:val="0070C0"/>
-          <w:kern w:val="0"/>
-          <w:lang w:eastAsia="zh-CN"/>
-          <w14:ligatures w14:val="none"/>
-        </w:rPr>
-        <w:t xml:space="preserve"> the trade-offs between using a front-end styling framework (e.g., Bootstrap/Tailwind) and writing custom CSS in your project. How did your choice affect the efficiency, design flexibility, or maintainability of your website?</w:t>
+        <w:t>nalyze the trade-offs between using a front-end styling framework (e.g., Bootstrap/Tailwind) and writing custom CSS in your project. How did your choice affect the efficiency, design flexibility, or maintainability of your website?</w:t>
       </w:r>
     </w:p>
     <w:p>
@@ -1006,15 +925,7 @@
               <w:ind w:left="0"/>
             </w:pPr>
             <w:r>
-              <w:t xml:space="preserve">During the development of this website, one of the major changes we made was changing of the fonts to better match the theme of the website, making the pages look more consistent and visually appealing. Using bootstrap inside of tailwind really allowed us to utilise components such as navigation bars, buttons and pagination, making creating the website more efficient. Using styles.css as a file to ensure our website’s design looked consistent was a great idea too, as a fall-off point of bootstrap was that its less flexible in its design. An interactive feature I implemented was using pagination with </w:t>
-            </w:r>
-            <w:proofErr w:type="spellStart"/>
-            <w:r>
-              <w:t>Javascript</w:t>
-            </w:r>
-            <w:proofErr w:type="spellEnd"/>
-            <w:r>
-              <w:t xml:space="preserve">. It lets the user </w:t>
+              <w:t xml:space="preserve">During the development of this website, one of the major changes we made was changing of the fonts to better match the theme of the website, making the pages look more consistent and visually appealing. Using bootstrap inside of tailwind really allowed us to utilise components such as navigation bars, buttons and pagination, making creating the website more efficient. Using styles.css as a file to ensure our website’s design looked consistent was a great idea too, as a fall-off point of bootstrap was that its less flexible in its design. An interactive feature I implemented was using pagination with Javascript. It lets the user </w:t>
             </w:r>
             <w:r>
               <w:t xml:space="preserve">choose which content to display, instead of showing everything at once. If I were to improve on it, I would add </w:t>
@@ -1174,33 +1085,7 @@
           <w:lang w:eastAsia="zh-CN"/>
           <w14:ligatures w14:val="none"/>
         </w:rPr>
-        <w:t xml:space="preserve">what impact do they cause </w:t>
-      </w:r>
-      <w:proofErr w:type="spellStart"/>
-      <w:r>
-        <w:rPr>
-          <w:rFonts w:eastAsia="Times New Roman" w:cs="Arial"/>
-          <w:i/>
-          <w:iCs/>
-          <w:color w:val="0070C0"/>
-          <w:kern w:val="0"/>
-          <w:lang w:eastAsia="zh-CN"/>
-          <w14:ligatures w14:val="none"/>
-        </w:rPr>
-        <w:t>e.g</w:t>
-      </w:r>
-      <w:proofErr w:type="spellEnd"/>
-      <w:r>
-        <w:rPr>
-          <w:rFonts w:eastAsia="Times New Roman" w:cs="Arial"/>
-          <w:i/>
-          <w:iCs/>
-          <w:color w:val="0070C0"/>
-          <w:kern w:val="0"/>
-          <w:lang w:eastAsia="zh-CN"/>
-          <w14:ligatures w14:val="none"/>
-        </w:rPr>
-        <w:t xml:space="preserve"> on</w:t>
+        <w:t>what impact do they cause e.g on</w:t>
       </w:r>
       <w:r>
         <w:rPr>
@@ -1628,7 +1513,6 @@
           <w:color w:val="0070C0"/>
         </w:rPr>
       </w:pPr>
-      <w:proofErr w:type="spellStart"/>
       <w:r>
         <w:rPr>
           <w:i/>
@@ -1636,16 +1520,7 @@
           <w:color w:val="0070C0"/>
         </w:rPr>
         <w:lastRenderedPageBreak/>
-        <w:t>Analyze</w:t>
-      </w:r>
-      <w:proofErr w:type="spellEnd"/>
-      <w:r>
-        <w:rPr>
-          <w:i/>
-          <w:iCs/>
-          <w:color w:val="0070C0"/>
-        </w:rPr>
-        <w:t xml:space="preserve"> your use of AI during this project: Which specific problem or task did AI help you with, and why did you choose to use AI for it?</w:t>
+        <w:t>Analyze your use of AI during this project: Which specific problem or task did AI help you with, and why did you choose to use AI for it?</w:t>
       </w:r>
     </w:p>
     <w:p>
@@ -1806,14 +1681,7 @@
             </w:r>
             <w:r>
               <w:br/>
-            </w:r>
-            <w:proofErr w:type="spellStart"/>
-            <w:r>
-              <w:t>const</w:t>
-            </w:r>
-            <w:proofErr w:type="spellEnd"/>
-            <w:r>
-              <w:t xml:space="preserve"> items = ["Event 1", "Event 2", "Event 3"];</w:t>
+              <w:t>const items = ["Event 1", "Event 2", "Event 3"];</w:t>
             </w:r>
           </w:p>
           <w:p>
@@ -1832,15 +1700,7 @@
               </w:tabs>
             </w:pPr>
             <w:r>
-              <w:t xml:space="preserve">function </w:t>
-            </w:r>
-            <w:proofErr w:type="spellStart"/>
-            <w:r>
-              <w:t>showEvent</w:t>
-            </w:r>
-            <w:proofErr w:type="spellEnd"/>
-            <w:r>
-              <w:t>(index) {</w:t>
+              <w:t>function showEvent(index) {</w:t>
             </w:r>
           </w:p>
           <w:p>
@@ -1853,33 +1713,18 @@
             <w:r>
               <w:t xml:space="preserve">    </w:t>
             </w:r>
-            <w:proofErr w:type="spellStart"/>
             <w:proofErr w:type="gramStart"/>
             <w:r>
               <w:t>document.getElementById</w:t>
             </w:r>
-            <w:proofErr w:type="spellEnd"/>
             <w:proofErr w:type="gramEnd"/>
             <w:r>
-              <w:t>("</w:t>
-            </w:r>
-            <w:proofErr w:type="spellStart"/>
-            <w:r>
-              <w:t>eventTitle</w:t>
-            </w:r>
-            <w:proofErr w:type="spellEnd"/>
-            <w:r>
-              <w:t>"</w:t>
+              <w:t>("eventTitle"</w:t>
             </w:r>
             <w:proofErr w:type="gramStart"/>
             <w:r>
-              <w:t>).</w:t>
+              <w:t>).textContent</w:t>
             </w:r>
-            <w:proofErr w:type="spellStart"/>
-            <w:r>
-              <w:t>textContent</w:t>
-            </w:r>
-            <w:proofErr w:type="spellEnd"/>
             <w:proofErr w:type="gramEnd"/>
             <w:r>
               <w:t xml:space="preserve"> = items[index];</w:t>
@@ -1912,14 +1757,9 @@
               </w:tabs>
               <w:ind w:left="0"/>
             </w:pPr>
-            <w:proofErr w:type="spellStart"/>
             <w:proofErr w:type="gramStart"/>
             <w:r>
-              <w:t>showEvent</w:t>
-            </w:r>
-            <w:proofErr w:type="spellEnd"/>
-            <w:r>
-              <w:t>(</w:t>
+              <w:t>showEvent(</w:t>
             </w:r>
             <w:proofErr w:type="gramEnd"/>
             <w:r>
@@ -1954,13 +1794,8 @@
                 <w:tab w:val="left" w:pos="426"/>
               </w:tabs>
             </w:pPr>
-            <w:proofErr w:type="spellStart"/>
             <w:r>
-              <w:t>const</w:t>
-            </w:r>
-            <w:proofErr w:type="spellEnd"/>
-            <w:r>
-              <w:t xml:space="preserve"> items = ["Event 1", "Event 2", "Event 3"];</w:t>
+              <w:t>const items = ["Event 1", "Event 2", "Event 3"];</w:t>
             </w:r>
           </w:p>
           <w:p>
@@ -1970,39 +1805,8 @@
                 <w:tab w:val="left" w:pos="426"/>
               </w:tabs>
             </w:pPr>
-            <w:proofErr w:type="spellStart"/>
             <w:r>
-              <w:t>const</w:t>
-            </w:r>
-            <w:proofErr w:type="spellEnd"/>
-            <w:r>
-              <w:t xml:space="preserve"> </w:t>
-            </w:r>
-            <w:proofErr w:type="spellStart"/>
-            <w:r>
-              <w:t>eventTitle</w:t>
-            </w:r>
-            <w:proofErr w:type="spellEnd"/>
-            <w:r>
-              <w:t xml:space="preserve"> = </w:t>
-            </w:r>
-            <w:proofErr w:type="spellStart"/>
-            <w:proofErr w:type="gramStart"/>
-            <w:r>
-              <w:t>document.getElementById</w:t>
-            </w:r>
-            <w:proofErr w:type="spellEnd"/>
-            <w:proofErr w:type="gramEnd"/>
-            <w:r>
-              <w:t>("</w:t>
-            </w:r>
-            <w:proofErr w:type="spellStart"/>
-            <w:r>
-              <w:t>eventTitle</w:t>
-            </w:r>
-            <w:proofErr w:type="spellEnd"/>
-            <w:r>
-              <w:t>");</w:t>
+              <w:t>const eventTitle = document.getElementById("eventTitle");</w:t>
             </w:r>
           </w:p>
           <w:p>
@@ -2021,15 +1825,7 @@
               </w:tabs>
             </w:pPr>
             <w:r>
-              <w:t xml:space="preserve">function </w:t>
-            </w:r>
-            <w:proofErr w:type="spellStart"/>
-            <w:r>
-              <w:t>showEvent</w:t>
-            </w:r>
-            <w:proofErr w:type="spellEnd"/>
-            <w:r>
-              <w:t>(index) {</w:t>
+              <w:t>function showEvent(index) {</w:t>
             </w:r>
           </w:p>
           <w:p>
@@ -2040,17 +1836,7 @@
               </w:tabs>
             </w:pPr>
             <w:r>
-              <w:t xml:space="preserve">    if (index &gt;= 0 &amp;&amp; index &lt; </w:t>
-            </w:r>
-            <w:proofErr w:type="spellStart"/>
-            <w:proofErr w:type="gramStart"/>
-            <w:r>
-              <w:t>items.length</w:t>
-            </w:r>
-            <w:proofErr w:type="spellEnd"/>
-            <w:proofErr w:type="gramEnd"/>
-            <w:r>
-              <w:t>) {</w:t>
+              <w:t xml:space="preserve">    if (index &gt;= 0 &amp;&amp; index &lt; items.length) {</w:t>
             </w:r>
           </w:p>
           <w:p>
@@ -2061,15 +1847,7 @@
               </w:tabs>
             </w:pPr>
             <w:r>
-              <w:t xml:space="preserve">        </w:t>
-            </w:r>
-            <w:proofErr w:type="spellStart"/>
-            <w:r>
-              <w:t>eventTitle.textContent</w:t>
-            </w:r>
-            <w:proofErr w:type="spellEnd"/>
-            <w:r>
-              <w:t xml:space="preserve"> = items[index];</w:t>
+              <w:t xml:space="preserve">        eventTitle.textContent = items[index];</w:t>
             </w:r>
           </w:p>
           <w:p>
@@ -2110,18 +1888,8 @@
               </w:tabs>
               <w:ind w:left="0"/>
             </w:pPr>
-            <w:proofErr w:type="spellStart"/>
-            <w:proofErr w:type="gramStart"/>
             <w:r>
-              <w:t>showEvent</w:t>
-            </w:r>
-            <w:proofErr w:type="spellEnd"/>
-            <w:r>
-              <w:t>(</w:t>
-            </w:r>
-            <w:proofErr w:type="gramEnd"/>
-            <w:r>
-              <w:t>0);</w:t>
+              <w:t>showEvent(0);</w:t>
             </w:r>
           </w:p>
           <w:p>
@@ -2249,8 +2017,8 @@
     <w:p>
       <w:pPr>
         <w:rPr>
-          <w:sz w:val="20"/>
-          <w:szCs w:val="20"/>
+          <w:i/>
+          <w:iCs/>
         </w:rPr>
       </w:pPr>
       <w:r>
@@ -2280,23 +2048,7 @@
           <w:i/>
           <w:iCs/>
         </w:rPr>
-        <w:t>(</w:t>
-      </w:r>
-      <w:proofErr w:type="spellStart"/>
-      <w:r>
-        <w:rPr>
-          <w:i/>
-          <w:iCs/>
-        </w:rPr>
-        <w:t>e.g</w:t>
-      </w:r>
-      <w:proofErr w:type="spellEnd"/>
-      <w:r>
-        <w:rPr>
-          <w:i/>
-          <w:iCs/>
-        </w:rPr>
-        <w:t xml:space="preserve"> AI outputs or evidence</w:t>
+        <w:t>(e.g AI outputs or evidence</w:t>
       </w:r>
       <w:r>
         <w:rPr>
@@ -2325,6 +2077,21 @@
           <w:iCs/>
         </w:rPr>
         <w:t>)</w:t>
+      </w:r>
+    </w:p>
+    <w:p>
+      <w:pPr>
+        <w:rPr>
+          <w:sz w:val="20"/>
+          <w:szCs w:val="20"/>
+        </w:rPr>
+      </w:pPr>
+      <w:r>
+        <w:rPr>
+          <w:sz w:val="20"/>
+          <w:szCs w:val="20"/>
+        </w:rPr>
+        <w:t>https://chatgpt.com/share/6a79e2b2-59a4-83ec-b273-e9b55022bff2</w:t>
       </w:r>
     </w:p>
     <w:p>
@@ -7422,6 +7189,7 @@
   <w:style w:type="character" w:default="1" w:styleId="DefaultParagraphFont">
     <w:name w:val="Default Paragraph Font"/>
     <w:uiPriority w:val="1"/>
+    <w:semiHidden/>
     <w:unhideWhenUsed/>
   </w:style>
   <w:style w:type="table" w:default="1" w:styleId="TableNormal">
@@ -8162,6 +7930,28 @@
 </file>
 
 <file path=customXml/item1.xml><?xml version="1.0" encoding="utf-8"?>
+<p:properties xmlns:p="http://schemas.microsoft.com/office/2006/metadata/properties" xmlns:xsi="http://www.w3.org/2001/XMLSchema-instance" xmlns:pc="http://schemas.microsoft.com/office/infopath/2007/PartnerControls">
+  <documentManagement>
+    <_ip_UnifiedCompliancePolicyUIAction xmlns="http://schemas.microsoft.com/sharepoint/v3" xsi:nil="true"/>
+    <lcf76f155ced4ddcb4097134ff3c332f xmlns="b7fad248-bdcd-4271-9916-809a465982f7">
+      <Terms xmlns="http://schemas.microsoft.com/office/infopath/2007/PartnerControls"/>
+    </lcf76f155ced4ddcb4097134ff3c332f>
+    <_ip_UnifiedCompliancePolicyProperties xmlns="http://schemas.microsoft.com/sharepoint/v3" xsi:nil="true"/>
+    <TaxCatchAll xmlns="02435ef8-874b-49fb-b034-023fbc1b0e17" xsi:nil="true"/>
+  </documentManagement>
+</p:properties>
+</file>
+
+<file path=customXml/item2.xml><?xml version="1.0" encoding="utf-8"?>
+<?mso-contentType ?>
+<FormTemplates xmlns="http://schemas.microsoft.com/sharepoint/v3/contenttype/forms">
+  <Display>DocumentLibraryForm</Display>
+  <Edit>DocumentLibraryForm</Edit>
+  <New>DocumentLibraryForm</New>
+</FormTemplates>
+</file>
+
+<file path=customXml/item3.xml><?xml version="1.0" encoding="utf-8"?>
 <ct:contentTypeSchema xmlns:ct="http://schemas.microsoft.com/office/2006/metadata/contentType" xmlns:ma="http://schemas.microsoft.com/office/2006/metadata/properties/metaAttributes" ct:_="" ma:_="" ma:contentTypeName="Document" ma:contentTypeID="0x01010095B83DA6990E41418BCDB3837731DDD9" ma:contentTypeVersion="12" ma:contentTypeDescription="Create a new document." ma:contentTypeScope="" ma:versionID="9a0e40b26489cf95b92c0935470f1e05">
   <xsd:schema xmlns:xsd="http://www.w3.org/2001/XMLSchema" xmlns:xs="http://www.w3.org/2001/XMLSchema" xmlns:p="http://schemas.microsoft.com/office/2006/metadata/properties" xmlns:ns1="http://schemas.microsoft.com/sharepoint/v3" xmlns:ns2="b7fad248-bdcd-4271-9916-809a465982f7" xmlns:ns3="02435ef8-874b-49fb-b034-023fbc1b0e17" targetNamespace="http://schemas.microsoft.com/office/2006/metadata/properties" ma:root="true" ma:fieldsID="f5cd93c5e221519b9b0b4981d98a568c" ns1:_="" ns2:_="" ns3:_="">
     <xsd:import namespace="http://schemas.microsoft.com/sharepoint/v3"/>
@@ -8367,29 +8157,27 @@
 </ct:contentTypeSchema>
 </file>
 
-<file path=customXml/item2.xml><?xml version="1.0" encoding="utf-8"?>
-<?mso-contentType ?>
-<FormTemplates xmlns="http://schemas.microsoft.com/sharepoint/v3/contenttype/forms">
-  <Display>DocumentLibraryForm</Display>
-  <Edit>DocumentLibraryForm</Edit>
-  <New>DocumentLibraryForm</New>
-</FormTemplates>
+<file path=customXml/itemProps1.xml><?xml version="1.0" encoding="utf-8"?>
+<ds:datastoreItem xmlns:ds="http://schemas.openxmlformats.org/officeDocument/2006/customXml" ds:itemID="{451C2406-06F5-4301-9967-C40BCABE7AD8}">
+  <ds:schemaRefs>
+    <ds:schemaRef ds:uri="http://schemas.microsoft.com/office/2006/metadata/properties"/>
+    <ds:schemaRef ds:uri="http://schemas.microsoft.com/office/infopath/2007/PartnerControls"/>
+    <ds:schemaRef ds:uri="http://schemas.microsoft.com/sharepoint/v3"/>
+    <ds:schemaRef ds:uri="b7fad248-bdcd-4271-9916-809a465982f7"/>
+    <ds:schemaRef ds:uri="02435ef8-874b-49fb-b034-023fbc1b0e17"/>
+  </ds:schemaRefs>
+</ds:datastoreItem>
 </file>
 
-<file path=customXml/item3.xml><?xml version="1.0" encoding="utf-8"?>
-<p:properties xmlns:p="http://schemas.microsoft.com/office/2006/metadata/properties" xmlns:xsi="http://www.w3.org/2001/XMLSchema-instance" xmlns:pc="http://schemas.microsoft.com/office/infopath/2007/PartnerControls">
-  <documentManagement>
-    <_ip_UnifiedCompliancePolicyUIAction xmlns="http://schemas.microsoft.com/sharepoint/v3" xsi:nil="true"/>
-    <lcf76f155ced4ddcb4097134ff3c332f xmlns="b7fad248-bdcd-4271-9916-809a465982f7">
-      <Terms xmlns="http://schemas.microsoft.com/office/infopath/2007/PartnerControls"/>
-    </lcf76f155ced4ddcb4097134ff3c332f>
-    <_ip_UnifiedCompliancePolicyProperties xmlns="http://schemas.microsoft.com/sharepoint/v3" xsi:nil="true"/>
-    <TaxCatchAll xmlns="02435ef8-874b-49fb-b034-023fbc1b0e17" xsi:nil="true"/>
-  </documentManagement>
-</p:properties>
+<file path=customXml/itemProps2.xml><?xml version="1.0" encoding="utf-8"?>
+<ds:datastoreItem xmlns:ds="http://schemas.openxmlformats.org/officeDocument/2006/customXml" ds:itemID="{891417BF-93F5-4F68-A276-BE80032FE8B6}">
+  <ds:schemaRefs>
+    <ds:schemaRef ds:uri="http://schemas.microsoft.com/sharepoint/v3/contenttype/forms"/>
+  </ds:schemaRefs>
+</ds:datastoreItem>
 </file>
 
-<file path=customXml/itemProps1.xml><?xml version="1.0" encoding="utf-8"?>
+<file path=customXml/itemProps3.xml><?xml version="1.0" encoding="utf-8"?>
 <ds:datastoreItem xmlns:ds="http://schemas.openxmlformats.org/officeDocument/2006/customXml" ds:itemID="{C936C116-FB31-4FEA-9B17-D53394B2065A}">
   <ds:schemaRefs>
     <ds:schemaRef ds:uri="http://schemas.microsoft.com/office/2006/metadata/contentType"/>
@@ -8407,24 +8195,4 @@
     <ds:schemaRef ds:uri="http://schemas.microsoft.com/internal/obd"/>
   </ds:schemaRefs>
 </ds:datastoreItem>
-</file>
-
-<file path=customXml/itemProps2.xml><?xml version="1.0" encoding="utf-8"?>
-<ds:datastoreItem xmlns:ds="http://schemas.openxmlformats.org/officeDocument/2006/customXml" ds:itemID="{891417BF-93F5-4F68-A276-BE80032FE8B6}">
-  <ds:schemaRefs>
-    <ds:schemaRef ds:uri="http://schemas.microsoft.com/sharepoint/v3/contenttype/forms"/>
-  </ds:schemaRefs>
-</ds:datastoreItem>
-</file>
-
-<file path=customXml/itemProps3.xml><?xml version="1.0" encoding="utf-8"?>
-<ds:datastoreItem xmlns:ds="http://schemas.openxmlformats.org/officeDocument/2006/customXml" ds:itemID="{451C2406-06F5-4301-9967-C40BCABE7AD8}">
-  <ds:schemaRefs>
-    <ds:schemaRef ds:uri="http://schemas.microsoft.com/office/2006/metadata/properties"/>
-    <ds:schemaRef ds:uri="http://schemas.microsoft.com/office/infopath/2007/PartnerControls"/>
-    <ds:schemaRef ds:uri="http://schemas.microsoft.com/sharepoint/v3"/>
-    <ds:schemaRef ds:uri="b7fad248-bdcd-4271-9916-809a465982f7"/>
-    <ds:schemaRef ds:uri="02435ef8-874b-49fb-b034-023fbc1b0e17"/>
-  </ds:schemaRefs>
-</ds:datastoreItem>
 </file>